--- a/corpus/synthetic/parse__007.docx
+++ b/corpus/synthetic/parse__007.docx
@@ -10,14 +10,20 @@
     <w:p>
       <w:pPr>
         <w:rPr>
-          <w:rFonts w:ascii="Times New Roman" w:hAnsi="Times New Roman"/>
+          <w:sz w:val="2"/>
         </w:rPr>
       </w:pPr>
+      <w:r>
+        <w:rPr>
+          <w:sz w:val="4"/>
+        </w:rPr>
+        <w:t/>
+      </w:r>
     </w:p>
     <w:p>
       <w:r>
         <w:rPr>
-          <w:rFonts w:ascii="Arial"/>
+          <w:sz w:val="16"/>
         </w:rPr>
         <w:t/>
       </w:r>
